--- a/Documents/MMO_Project_GDD.docx
+++ b/Documents/MMO_Project_GDD.docx
@@ -39,7 +39,7 @@
         <w:pStyle w:val="BodyText"/>
       </w:pPr>
       <w:r>
-        <w:t>Version 0.8 — Living Document</w:t>
+        <w:t>Version 0.9 — Living Document</w:t>
       </w:r>
     </w:p>
     <w:p>
@@ -47,7 +47,7 @@
         <w:pStyle w:val="BodyText"/>
       </w:pPr>
       <w:r>
-        <w:t>Last updated: September 9, 2026 (Swordman detailed against the real Ragnarok Online reference; Magnum Break added as the project’s first area-of-effect skill; passive skills and weapon subtypes implemented, with Sword Mastery and Two-Handed Sword Mastery as the first passive skills)</w:t>
+        <w:t>Last updated: September 23, 2026 (real Base Level EXP curve, monster Size/weapon-vs-size damage table, elemental damage and per-enemy resistance, skill minimum-level requirements, class Job Level stat bonuses, temporary buffs/debuffs, and Status Effect Resistance all implemented since the previous update)</w:t>
       </w:r>
     </w:p>
     <w:p>
@@ -99,43 +99,7 @@
         <w:pStyle w:val="BodyText"/>
       </w:pPr>
       <w:r>
-        <w:t xml:space="preserve">Controls are intentionally flexible: players can move via click-to-move (pathfinding around obstacles), free WASD movement, or a gamepad, and can freely mix all three within the same session — all movement is camera-relative, so</w:t>
-      </w:r>
-      <w:r>
-        <w:t xml:space="preserve"> </w:t>
-      </w:r>
-      <w:r>
-        <w:t xml:space="preserve">“</w:t>
-      </w:r>
-      <w:r>
-        <w:t xml:space="preserve">forward</w:t>
-      </w:r>
-      <w:r>
-        <w:t xml:space="preserve">”</w:t>
-      </w:r>
-      <w:r>
-        <w:t xml:space="preserve"> </w:t>
-      </w:r>
-      <w:r>
-        <w:t xml:space="preserve">always means</w:t>
-      </w:r>
-      <w:r>
-        <w:t xml:space="preserve"> </w:t>
-      </w:r>
-      <w:r>
-        <w:t xml:space="preserve">“</w:t>
-      </w:r>
-      <w:r>
-        <w:t xml:space="preserve">away from the camera</w:t>
-      </w:r>
-      <w:r>
-        <w:t xml:space="preserve">”</w:t>
-      </w:r>
-      <w:r>
-        <w:t xml:space="preserve"> </w:t>
-      </w:r>
-      <w:r>
-        <w:t xml:space="preserve">regardless of camera rotation.</w:t>
+        <w:t xml:space="preserve">Controls are intentionally flexible: players can move via click-to-move (pathfinding around obstacles), free WASD movement, or a gamepad, and can freely mix all three within the same session — all movement is camera-relative, so “forward” always means “away from the camera” regardless of camera rotation.</w:t>
       </w:r>
     </w:p>
     <w:bookmarkEnd w:id="21"/>
@@ -361,25 +325,7 @@
         <w:pStyle w:val="FirstParagraph"/>
       </w:pPr>
       <w:r>
-        <w:t xml:space="preserve">Six base stats, each ranging from 1 to 99, matching Ragnarok Online’s classic set (Ragnarok Online extends this range to 130 for later</w:t>
-      </w:r>
-      <w:r>
-        <w:t xml:space="preserve"> </w:t>
-      </w:r>
-      <w:r>
-        <w:t xml:space="preserve">“</w:t>
-      </w:r>
-      <w:r>
-        <w:t xml:space="preserve">third class</w:t>
-      </w:r>
-      <w:r>
-        <w:t xml:space="preserve">”</w:t>
-      </w:r>
-      <w:r>
-        <w:t xml:space="preserve"> </w:t>
-      </w:r>
-      <w:r>
-        <w:t xml:space="preserve">characters — not applicable to the project’s current single-tier class scope):</w:t>
+        <w:t xml:space="preserve">Six base stats, each ranging from 1 to 99, matching Ragnarok Online’s classic set (Ragnarok Online extends this range to 130 for later “third class” characters — not applicable to the project’s current single-tier class scope):</w:t>
       </w:r>
     </w:p>
     <w:p>
@@ -461,25 +407,7 @@
         <w:pStyle w:val="BodyText"/>
       </w:pPr>
       <w:r>
-        <w:t xml:space="preserve">Two related formulas are now documented as targets for the eventual balancing pass, replacing today’s flat placeholders: how many stat points are granted per Base Level (a tiered formula that increases roughly every 5 levels before Level 100, then in coarser bands up to Level 200), and how much it costs to raise an individual stat by one point (a curve that gets steeper as the stat climbs, particularly past roughly 100). Both are fully tabulated in the companion tracker’s</w:t>
-      </w:r>
-      <w:r>
-        <w:t xml:space="preserve"> </w:t>
-      </w:r>
-      <w:r>
-        <w:t xml:space="preserve">“</w:t>
-      </w:r>
-      <w:r>
-        <w:t xml:space="preserve">Leveling &amp; Stat Costs</w:t>
-      </w:r>
-      <w:r>
-        <w:t xml:space="preserve">”</w:t>
-      </w:r>
-      <w:r>
-        <w:t xml:space="preserve"> </w:t>
-      </w:r>
-      <w:r>
-        <w:t xml:space="preserve">sheet.</w:t>
+        <w:t xml:space="preserve">Two related formulas are now documented as targets for the eventual balancing pass, replacing today’s flat placeholders: how many stat points are granted per Base Level (a tiered formula that increases roughly every 5 levels before Level 100, then in coarser bands up to Level 200), and how much it costs to raise an individual stat by one point (a curve that gets steeper as the stat climbs, particularly past roughly 100). Both are fully tabulated in the companion tracker’s “Leveling &amp; Stat Costs” sheet.</w:t>
       </w:r>
     </w:p>
     <w:bookmarkEnd w:id="30"/>
@@ -515,7 +443,7 @@
         <w:pStyle w:val="FirstParagraph"/>
       </w:pPr>
       <w:r>
-        <w:t xml:space="preserve">Mirroring Ragnarok Online, characters progress along two independent tracks from the same experience source: Base Level (grants stat points) and Job Level (grants skill points, now spent through the skill system described in Section 4.5). The XP required per level remains a fully open placeholder — the reference consulted for Section 3.1’s formulas covers stat-point rewards, not XP thresholds, so that curve needs a separate source when it’s tackled.</w:t>
+        <w:t xml:space="preserve">Mirroring Ragnarok Online, characters progress along two independent tracks from the same experience source: Base Level (grants stat points) and Job Level (grants skill points, now spent through the skill system described in Section 4.5). Base Level XP now uses the real iRO Wiki Classic Base EXP Chart (a hardcoded lookup table, levels 1–98, since the real game has no closed-form formula for it), so the required XP climbs the same way it does in real Ragnarok Online instead of a flat placeholder. Job Level’s own XP curve is still a flat placeholder pending its own sourcing pass, since each class has a different real Job EXP table.</w:t>
       </w:r>
     </w:p>
     <w:bookmarkEnd w:id="32"/>
@@ -533,25 +461,7 @@
         <w:pStyle w:val="FirstParagraph"/>
       </w:pPr>
       <w:r>
-        <w:t xml:space="preserve">Characters start as one of the six Ragnarok Online base classes: Swordman, Archer, Merchant, Acolyte, Thief, and Mage. Class is tracked by a dedicated controller with a single, explicit</w:t>
-      </w:r>
-      <w:r>
-        <w:t xml:space="preserve"> </w:t>
-      </w:r>
-      <w:r>
-        <w:t xml:space="preserve">“</w:t>
-      </w:r>
-      <w:r>
-        <w:t xml:space="preserve">change class</w:t>
-      </w:r>
-      <w:r>
-        <w:t xml:space="preserve">”</w:t>
-      </w:r>
-      <w:r>
-        <w:t xml:space="preserve"> </w:t>
-      </w:r>
-      <w:r>
-        <w:t xml:space="preserve">entry point — this is intentional groundwork for class evolution (e.g. a Swordman promoting to Knight or Crusader), a system that is planned but not yet designed or implemented.</w:t>
+        <w:t xml:space="preserve">Characters start as one of the six Ragnarok Online base classes: Swordman, Archer, Merchant, Acolyte, Thief, and Mage. Class is tracked by a dedicated controller with a single, explicit “change class” entry point — this is intentional groundwork for class evolution (e.g. a Swordman promoting to Knight or Crusader), a system that is planned but not yet designed or implemented.</w:t>
       </w:r>
     </w:p>
     <w:p>
@@ -603,10 +513,7 @@
         <w:pStyle w:val="FirstParagraph"/>
       </w:pPr>
       <w:r>
-        <w:t xml:space="preserve">A further layer of values isn’t shown directly in a stat panel but still measurably affects gameplay: Attack Range (now fully implemented for basic attacks — each weapon defines its own range via</w:t>
-      </w:r>
-      <w:r>
-        <w:t xml:space="preserve"> </w:t>
+        <w:t xml:space="preserve">A further layer of values isn’t shown directly in a stat panel but still measurably affects gameplay: Attack Range (now fully implemented for basic attacks — each weapon defines its own range via </w:t>
       </w:r>
       <w:r>
         <w:rPr>
@@ -615,7 +522,7 @@
         <w:t xml:space="preserve">ItemDefinition.AttackRange</w:t>
       </w:r>
       <w:r>
-        <w:t xml:space="preserve">, so two weapons of the same type can differ, e.g. a dagger versus a spear, or a short bow versus a crossbow; an unarmed character falls back to a flat default. Skill range remains separately defined per skill), Cast Time and Cast Delay (skill-related timings; skills currently cast instantly with no channeling), Critical Hit Shield (a defender-side value that reduces the attacker’s effective Critical Rate), Perfect Dodge and Perfect Hit (flat chances that bypass normal accuracy/evasion checks), Weight Limit (already implemented today via total carry weight, though not yet tied to STR the way Ragnarok Online ties it), Movement Speed (notably not affected by AGI in Ragnarok Online, matching how the project’s movement speed is implemented as a flat value today), and Status Effect Resistance (several base stats reduce the chance and/or duration of specific negative effects — no status effect system exists yet).</w:t>
+        <w:t xml:space="preserve">, so two weapons of the same type can differ, e.g. a dagger versus a spear, or a short bow versus a crossbow; an unarmed character falls back to a flat default. Skill range remains separately defined per skill), Cast Time and Cast Delay (skill-related timings; skills currently cast instantly with no channeling), Critical Hit Shield (a defender-side value that reduces the attacker’s effective Critical Rate), Perfect Dodge and Perfect Hit (flat chances that bypass normal accuracy/evasion checks), Weight Limit (already implemented today via total carry weight, though not yet tied to STR the way Ragnarok Online ties it), Movement Speed (notably not affected by AGI in Ragnarok Online, matching how the project’s movement speed is implemented as a flat value today), and Status Effect Resistance (implemented: the player’s chance to fully resist an incoming status effect is VIT-derived, following the real Ragnarok Online Stun/Poison/Silence/Bleeding formula applied uniformly across all six status effects; enemies use a flat authored value instead, defaulting to no resistance).</w:t>
       </w:r>
     </w:p>
     <w:p>
@@ -641,25 +548,7 @@
         <w:pStyle w:val="FirstParagraph"/>
       </w:pPr>
       <w:r>
-        <w:t xml:space="preserve">Ragnarok Online’s live version also includes a second tier of</w:t>
-      </w:r>
-      <w:r>
-        <w:t xml:space="preserve"> </w:t>
-      </w:r>
-      <w:r>
-        <w:t xml:space="preserve">“</w:t>
-      </w:r>
-      <w:r>
-        <w:t xml:space="preserve">Talent Stats</w:t>
-      </w:r>
-      <w:r>
-        <w:t xml:space="preserve">”</w:t>
-      </w:r>
-      <w:r>
-        <w:t xml:space="preserve"> </w:t>
-      </w:r>
-      <w:r>
-        <w:t xml:space="preserve">(POW, STA, WIS, SPL, CON, CRT) introduced alongside fourth-job classes, along with further substats (P.ATK, S.MATK, RES, MRES) intended for very high character levels, plus various stat-reset mechanisms (NPCs, consumable items, one-time resets). These are noted here for completeness but are explicitly out of scope until the base six-stat, six-class system is mature — they assume game content (fourth job classes, level 200+ areas) far beyond the project’s current roadmap. A basic Stat Points Reset feature (without the advanced-class trappings) is a more plausible near-future quality-of-life addition and is tracked separately in the roadmap.</w:t>
+        <w:t xml:space="preserve">Ragnarok Online’s live version also includes a second tier of “Talent Stats” (POW, STA, WIS, SPL, CON, CRT) introduced alongside fourth-job classes, along with further substats (P.ATK, S.MATK, RES, MRES) intended for very high character levels, plus various stat-reset mechanisms (NPCs, consumable items, one-time resets). These are noted here for completeness but are explicitly out of scope until the base six-stat, six-class system is mature — they assume game content (fourth job classes, level 200+ areas) far beyond the project’s current roadmap. A basic Stat Points Reset feature (without the advanced-class trappings) is a more plausible near-future quality-of-life addition and is tracked separately in the roadmap.</w:t>
       </w:r>
     </w:p>
     <w:bookmarkEnd w:id="36"/>
@@ -713,10 +602,7 @@
         <w:t xml:space="preserve">Archer</w:t>
       </w:r>
       <w:r>
-        <w:t xml:space="preserve"> </w:t>
-      </w:r>
-      <w:r>
-        <w:t xml:space="preserve">consumes one unit of equipped ammo per shot while wielding a Ranged weapon; once ammo runs out, the Archer automatically falls back to a weaker (but infinite) unarmed-style shot rather than stopping.</w:t>
+        <w:t xml:space="preserve"> consumes one unit of equipped ammo per shot while wielding a Ranged weapon; once ammo runs out, the Archer automatically falls back to a weaker (but infinite) unarmed-style shot rather than stopping.</w:t>
       </w:r>
     </w:p>
     <w:p>
@@ -734,10 +620,7 @@
         <w:t xml:space="preserve">Thief</w:t>
       </w:r>
       <w:r>
-        <w:t xml:space="preserve"> </w:t>
-      </w:r>
-      <w:r>
-        <w:t xml:space="preserve">hits twice per attack when dual-wielding two one-handed off-hand-capable weapons, with the off-hand hit dealing reduced damage.</w:t>
+        <w:t xml:space="preserve"> hits twice per attack when dual-wielding two one-handed off-hand-capable weapons, with the off-hand hit dealing reduced damage.</w:t>
       </w:r>
     </w:p>
     <w:p>
@@ -755,10 +638,7 @@
         <w:t xml:space="preserve">Swordman</w:t>
       </w:r>
       <w:r>
-        <w:t xml:space="preserve"> </w:t>
-      </w:r>
-      <w:r>
-        <w:t xml:space="preserve">has a chance to block an incoming attack, reducing or fully negating its damage (see Section 4.3).</w:t>
+        <w:t xml:space="preserve"> has a chance to block an incoming attack, reducing or fully negating its damage (see Section 4.3).</w:t>
       </w:r>
     </w:p>
     <w:p>
@@ -776,10 +656,7 @@
         <w:t xml:space="preserve">Mage</w:t>
       </w:r>
       <w:r>
-        <w:t xml:space="preserve"> </w:t>
-      </w:r>
-      <w:r>
-        <w:t xml:space="preserve">spends mana on every basic attack (in addition to skill costs) and has a selectable/cyclable elemental affinity for the attack — currently tracked but with no mechanical effect on damage, since no per-element resistance system exists yet on enemies.</w:t>
+        <w:t xml:space="preserve"> spends mana on every basic attack (in addition to skill costs) and has a selectable/cyclable elemental affinity for the attack, which now carries a real mechanical effect: elemental damage and per-enemy elemental resistance/weakness are implemented (Section 9.1), so the Mage’s chosen element changes outgoing damage against enemies tuned with a resistance or weakness to it.</w:t>
       </w:r>
     </w:p>
     <w:bookmarkEnd w:id="38"/>
@@ -823,10 +700,7 @@
         <w:pStyle w:val="BodyText"/>
       </w:pPr>
       <w:r>
-        <w:t xml:space="preserve">Incoming damage can now be modified before it’s applied, through an</w:t>
-      </w:r>
-      <w:r>
-        <w:t xml:space="preserve"> </w:t>
+        <w:t xml:space="preserve">Incoming damage can now be modified before it’s applied, through an </w:t>
       </w:r>
       <w:r>
         <w:rPr>
@@ -835,10 +709,7 @@
         <w:t xml:space="preserve">IDamageModifier</w:t>
       </w:r>
       <w:r>
-        <w:t xml:space="preserve"> </w:t>
-      </w:r>
-      <w:r>
-        <w:t xml:space="preserve">hook on the health system: today this is how the Swordman’s block chance plugs in (reducing or zeroing the incoming hit) without any other system needing to know about it. The same hook is the intended landing spot for elemental resistance once that system is built.</w:t>
+        <w:t xml:space="preserve"> hook on the health system: today this is how the Swordman’s block chance plugs in (reducing or zeroing the incoming hit) without any other system needing to know about it. Elemental resistance now uses the same hook (Section 9.1): an optional per-enemy component holding a table of element-to-multiplier entries.</w:t>
       </w:r>
     </w:p>
     <w:bookmarkEnd w:id="40"/>
@@ -1006,25 +877,7 @@
         <w:pStyle w:val="FirstParagraph"/>
       </w:pPr>
       <w:r>
-        <w:t xml:space="preserve">Inventory capacity is governed by total carry weight rather than a fixed slot count. Slots are allocated automatically in fixed-size pages as items are added, bounded only by how much weight the character can still carry. The inventory UI shows one page at a time with Next/Back navigation and a live</w:t>
-      </w:r>
-      <w:r>
-        <w:t xml:space="preserve"> </w:t>
-      </w:r>
-      <w:r>
-        <w:t xml:space="preserve">“</w:t>
-      </w:r>
-      <w:r>
-        <w:t xml:space="preserve">current / maximum</w:t>
-      </w:r>
-      <w:r>
-        <w:t xml:space="preserve">”</w:t>
-      </w:r>
-      <w:r>
-        <w:t xml:space="preserve"> </w:t>
-      </w:r>
-      <w:r>
-        <w:t xml:space="preserve">weight readout.</w:t>
+        <w:t xml:space="preserve">Inventory capacity is governed by total carry weight rather than a fixed slot count. Slots are allocated automatically in fixed-size pages as items are added, bounded only by how much weight the character can still carry. The inventory UI shows one page at a time with Next/Back navigation and a live “current / maximum” weight readout.</w:t>
       </w:r>
     </w:p>
     <w:bookmarkEnd w:id="46"/>
@@ -1369,10 +1222,7 @@
         <w:pStyle w:val="FirstParagraph"/>
       </w:pPr>
       <w:r>
-        <w:t xml:space="preserve">The codebase follows SOLID principles throughout: small, focused interfaces decouple systems that would otherwise depend on each other directly (for example, movement and combat both depend only on narrow contracts, not on each other’s concrete classes; the</w:t>
-      </w:r>
-      <w:r>
-        <w:t xml:space="preserve"> </w:t>
+        <w:t xml:space="preserve">The codebase follows SOLID principles throughout: small, focused interfaces decouple systems that would otherwise depend on each other directly (for example, movement and combat both depend only on narrow contracts, not on each other’s concrete classes; the </w:t>
       </w:r>
       <w:r>
         <w:rPr>
@@ -1381,13 +1231,7 @@
         <w:t xml:space="preserve">IDamageModifier</w:t>
       </w:r>
       <w:r>
-        <w:t xml:space="preserve"> </w:t>
-      </w:r>
-      <w:r>
-        <w:t xml:space="preserve">hook lets Swordman’s block plug into the health system without</w:t>
-      </w:r>
-      <w:r>
-        <w:t xml:space="preserve"> </w:t>
+        <w:t xml:space="preserve"> hook lets Swordman’s block plug into the health system without </w:t>
       </w:r>
       <w:r>
         <w:rPr>
@@ -1396,10 +1240,7 @@
         <w:t xml:space="preserve">HealthComponent</w:t>
       </w:r>
       <w:r>
-        <w:t xml:space="preserve"> </w:t>
-      </w:r>
-      <w:r>
-        <w:t xml:space="preserve">knowing Swordman exists), and game data (stats, items, loot tables, skills) is authored as ScriptableObject assets rather than hardcoded.</w:t>
+        <w:t xml:space="preserve"> knowing Swordman exists), and game data (stats, items, loot tables, skills) is authored as ScriptableObject assets rather than hardcoded.</w:t>
       </w:r>
     </w:p>
     <w:p>
@@ -1424,10 +1265,7 @@
         <w:pStyle w:val="BodyText"/>
       </w:pPr>
       <w:r>
-        <w:t xml:space="preserve">One deliberate exception to the interface-first pattern is being watched as technical debt:</w:t>
-      </w:r>
-      <w:r>
-        <w:t xml:space="preserve"> </w:t>
+        <w:t xml:space="preserve">One deliberate exception to the interface-first pattern is being watched as technical debt: </w:t>
       </w:r>
       <w:r>
         <w:rPr>
@@ -1436,13 +1274,7 @@
         <w:t xml:space="preserve">PlayerCombatController</w:t>
       </w:r>
       <w:r>
-        <w:t xml:space="preserve"> </w:t>
-      </w:r>
-      <w:r>
-        <w:t xml:space="preserve">currently branches directly on the player’s</w:t>
-      </w:r>
-      <w:r>
-        <w:t xml:space="preserve"> </w:t>
+        <w:t xml:space="preserve"> currently branches directly on the player’s </w:t>
       </w:r>
       <w:r>
         <w:rPr>
@@ -1451,13 +1283,7 @@
         <w:t xml:space="preserve">CharacterClass</w:t>
       </w:r>
       <w:r>
-        <w:t xml:space="preserve"> </w:t>
-      </w:r>
-      <w:r>
-        <w:t xml:space="preserve">to apply Archer’s ammo consumption, Thief’s dual-wield second hit, and Mage’s mana cost, rather than routing those through a per-class strategy the way Swordman’s block does via</w:t>
-      </w:r>
-      <w:r>
-        <w:t xml:space="preserve"> </w:t>
+        <w:t xml:space="preserve"> to apply Archer’s ammo consumption, Thief’s dual-wield second hit, and Mage’s mana cost, rather than routing those through a per-class strategy the way Swordman’s block does via </w:t>
       </w:r>
       <w:r>
         <w:rPr>
@@ -1466,10 +1292,7 @@
         <w:t xml:space="preserve">IDamageModifier</w:t>
       </w:r>
       <w:r>
-        <w:t xml:space="preserve">. Tracked in</w:t>
-      </w:r>
-      <w:r>
-        <w:t xml:space="preserve"> </w:t>
+        <w:t xml:space="preserve">. Tracked in </w:t>
       </w:r>
       <w:r>
         <w:rPr>
@@ -1478,10 +1301,7 @@
         <w:t xml:space="preserve">FUTURE_IMPROVEMENTS.md</w:t>
       </w:r>
       <w:r>
-        <w:t xml:space="preserve"> </w:t>
-      </w:r>
-      <w:r>
-        <w:t xml:space="preserve">as worth revisiting once a fourth or fifth class-specific basic-attack quirk is added.</w:t>
+        <w:t xml:space="preserve"> as worth revisiting once a fourth or fifth class-specific basic-attack quirk is added.</w:t>
       </w:r>
     </w:p>
     <w:bookmarkEnd w:id="61"/>
@@ -1499,10 +1319,7 @@
         <w:pStyle w:val="FirstParagraph"/>
       </w:pPr>
       <w:r>
-        <w:t xml:space="preserve">A save/load system is implemented in a dependency-free</w:t>
-      </w:r>
-      <w:r>
-        <w:t xml:space="preserve"> </w:t>
+        <w:t xml:space="preserve">A save/load system is implemented in a dependency-free </w:t>
       </w:r>
       <w:r>
         <w:rPr>
@@ -1511,13 +1328,7 @@
         <w:t xml:space="preserve">Project.Persistence</w:t>
       </w:r>
       <w:r>
-        <w:t xml:space="preserve"> </w:t>
-      </w:r>
-      <w:r>
-        <w:t xml:space="preserve">assembly, resolving what had been the project’s largest gap. Any component that owns persistable state implements a small</w:t>
-      </w:r>
-      <w:r>
-        <w:t xml:space="preserve"> </w:t>
+        <w:t xml:space="preserve"> assembly, resolving what had been the project’s largest gap. Any component that owns persistable state implements a small </w:t>
       </w:r>
       <w:r>
         <w:rPr>
@@ -1526,10 +1337,7 @@
         <w:t xml:space="preserve">ISaveParticipant</w:t>
       </w:r>
       <w:r>
-        <w:t xml:space="preserve"> </w:t>
-      </w:r>
-      <w:r>
-        <w:t xml:space="preserve">interface (</w:t>
+        <w:t xml:space="preserve"> interface (</w:t>
       </w:r>
       <w:r>
         <w:rPr>
@@ -1547,10 +1355,7 @@
         <w:t xml:space="preserve">RestoreState</w:t>
       </w:r>
       <w:r>
-        <w:t xml:space="preserve">);</w:t>
-      </w:r>
-      <w:r>
-        <w:t xml:space="preserve"> </w:t>
+        <w:t xml:space="preserve">); </w:t>
       </w:r>
       <w:r>
         <w:rPr>
@@ -1559,10 +1364,7 @@
         <w:t xml:space="preserve">PlayerSaveController</w:t>
       </w:r>
       <w:r>
-        <w:t xml:space="preserve"> </w:t>
-      </w:r>
-      <w:r>
-        <w:t xml:space="preserve">finds every implementation in the loaded scene automatically (a scene-wide search that also reaches inactive objects, such as a closed window), so future systems opt in without any change to the save controller itself, regardless of whether they live under the Player or elsewhere in the hierarchy. State is written as a single JSON file (</w:t>
+        <w:t xml:space="preserve"> finds every implementation in the loaded scene automatically (a scene-wide search that also reaches inactive objects, such as a closed window), so future systems opt in without any change to the save controller itself, regardless of whether they live under the Player or elsewhere in the hierarchy. State is written as a single JSON file (</w:t>
       </w:r>
       <w:r>
         <w:rPr>
@@ -1571,10 +1373,7 @@
         <w:t xml:space="preserve">JsonFileSaveRepository</w:t>
       </w:r>
       <w:r>
-        <w:t xml:space="preserve">, via</w:t>
-      </w:r>
-      <w:r>
-        <w:t xml:space="preserve"> </w:t>
+        <w:t xml:space="preserve">, via </w:t>
       </w:r>
       <w:r>
         <w:rPr>
@@ -1583,10 +1382,7 @@
         <w:t xml:space="preserve">Application.persistentDataPath</w:t>
       </w:r>
       <w:r>
-        <w:t xml:space="preserve">) behind an</w:t>
-      </w:r>
-      <w:r>
-        <w:t xml:space="preserve"> </w:t>
+        <w:t xml:space="preserve">) behind an </w:t>
       </w:r>
       <w:r>
         <w:rPr>
@@ -1595,10 +1391,7 @@
         <w:t xml:space="preserve">ISaveRepository</w:t>
       </w:r>
       <w:r>
-        <w:t xml:space="preserve"> </w:t>
-      </w:r>
-      <w:r>
-        <w:t xml:space="preserve">abstraction, chosen so a later cloud or server-side save (per Section 8.4) is a drop-in replacement rather than a rewrite. The game auto-loads on start and auto-saves when the application quits.</w:t>
+        <w:t xml:space="preserve"> abstraction, chosen so a later cloud or server-side save (per Section 8.4) is a drop-in replacement rather than a rewrite. The game auto-loads on start and auto-saves when the application quits.</w:t>
       </w:r>
     </w:p>
     <w:p>
@@ -1615,13 +1408,7 @@
         <w:t xml:space="preserve">SkillDatabase</w:t>
       </w:r>
       <w:r>
-        <w:t xml:space="preserve"> </w:t>
-      </w:r>
-      <w:r>
-        <w:t xml:space="preserve">or the newer</w:t>
-      </w:r>
-      <w:r>
-        <w:t xml:space="preserve"> </w:t>
+        <w:t xml:space="preserve"> or the newer </w:t>
       </w:r>
       <w:r>
         <w:rPr>
@@ -1630,10 +1417,7 @@
         <w:t xml:space="preserve">ItemDatabase</w:t>
       </w:r>
       <w:r>
-        <w:t xml:space="preserve">) mapping the relevant ScriptableObject type to a stable string id — needed because</w:t>
-      </w:r>
-      <w:r>
-        <w:t xml:space="preserve"> </w:t>
+        <w:t xml:space="preserve">) mapping the relevant ScriptableObject type to a stable string id — needed because </w:t>
       </w:r>
       <w:r>
         <w:rPr>
@@ -1642,10 +1426,7 @@
         <w:t xml:space="preserve">JsonUtility</w:t>
       </w:r>
       <w:r>
-        <w:t xml:space="preserve"> </w:t>
-      </w:r>
-      <w:r>
-        <w:t xml:space="preserve">can’t store a direct ScriptableObject reference or a multi-slot equipped item as anything richer than an id plus a slot bitmask. With this pass, no player-progression or player-owned-state system in the game is still lost when Play Mode stops.</w:t>
+        <w:t xml:space="preserve"> can’t store a direct ScriptableObject reference or a multi-slot equipped item as anything richer than an id plus a slot bitmask. With this pass, no player-progression or player-owned-state system in the game is still lost when Play Mode stops.</w:t>
       </w:r>
     </w:p>
     <w:bookmarkEnd w:id="62"/>
@@ -1681,10 +1462,7 @@
         <w:pStyle w:val="FirstParagraph"/>
       </w:pPr>
       <w:r>
-        <w:t xml:space="preserve">The architecture is built anticipating a future authoritative-server model — a networking framework such as Fish-Networking is under consideration, with each map becoming an independent server process and a Nakama-backed persistence layer for accounts and player data. None of this is implemented yet: the game runs fully client-side and client-trusted today, which is expected and appropriate for the current single-player prototyping phase. The local save system’s</w:t>
-      </w:r>
-      <w:r>
-        <w:t xml:space="preserve"> </w:t>
+        <w:t xml:space="preserve">The architecture is built anticipating a future authoritative-server model — a networking framework such as Fish-Networking is under consideration, with each map becoming an independent server process and a Nakama-backed persistence layer for accounts and player data. None of this is implemented yet: the game runs fully client-side and client-trusted today, which is expected and appropriate for the current single-player prototyping phase. The local save system’s </w:t>
       </w:r>
       <w:r>
         <w:rPr>
@@ -1693,13 +1471,7 @@
         <w:t xml:space="preserve">ISaveRepository</w:t>
       </w:r>
       <w:r>
-        <w:t xml:space="preserve"> </w:t>
-      </w:r>
-      <w:r>
-        <w:t xml:space="preserve">abstraction (Section 8.2a) is deliberately positioned so this migration can swap the storage mechanism without every</w:t>
-      </w:r>
-      <w:r>
-        <w:t xml:space="preserve"> </w:t>
+        <w:t xml:space="preserve"> abstraction (Section 8.2a) is deliberately positioned so this migration can swap the storage mechanism without every </w:t>
       </w:r>
       <w:r>
         <w:rPr>
@@ -1708,10 +1480,7 @@
         <w:t xml:space="preserve">ISaveParticipant</w:t>
       </w:r>
       <w:r>
-        <w:t xml:space="preserve"> </w:t>
-      </w:r>
-      <w:r>
-        <w:t xml:space="preserve">needing to change.</w:t>
+        <w:t xml:space="preserve"> needing to change.</w:t>
       </w:r>
     </w:p>
     <w:bookmarkEnd w:id="64"/>
@@ -1739,7 +1508,7 @@
         <w:pStyle w:val="FirstParagraph"/>
       </w:pPr>
       <w:r>
-        <w:t>The companion Excel tracker holds the full, continuously-updated implementation checklist. In summary, the following systems are implemented and playable today: player movement and camera, the base/sub-stat system, enemy AI with Aggressive/Passive behavior modes, the PvE targeting and auto-attack combat loop with per-weapon attack range, health and mana, dual Base/Job leveling, the six-class system with class-differentiated basic attacks (Archer ammo, Thief dual-wield, Swordman block, Mage mana cost/element selection), weight-based inventory, multi-slot equipment with level/class validation and a Weapon Subtype per hand-slot item, the Ammo item type and slot, loot drops with item tooltips, the draggable window-based UI and HUD (including an ammo counter), a skill system with ten finished skills (Damage, Heal, or the new Passive effect type) covering all six base classes (six of the ten still missing their icons) using a Skill Book and 10-slot drag-assignable hotbar, a save/persistence system now covering progression, class, skills, hotbar, inventory, equipment, and window layout (Section 8.2a), first mob content (Poring/Poporing) as Prefab Variants, and the thirteen-assembly code architecture.</w:t>
+        <w:t>The companion Excel tracker holds the full, continuously-updated implementation checklist. In summary, the following systems are implemented and playable today: player movement and camera, the base/sub-stat system, enemy AI with Aggressive/Passive behavior modes, the PvE targeting and auto-attack combat loop with per-weapon attack range, health and mana, dual Base/Job leveling with the real Base Level EXP curve, the six-class system with class-differentiated basic attacks (Archer ammo, Thief dual-wield, Swordman block, Mage mana cost/element selection), weight-based inventory, multi-slot equipment with level/class validation and a Weapon Subtype per hand-slot item, the Ammo item type and slot, loot drops with item tooltips, the draggable window-based UI and HUD (including an ammo counter), a skill system with ten finished skills (Damage, Heal, or Passive effect type) covering all six base classes, gated by a per-skill minimum Base Level requirement, using a Skill Book and 10-slot drag-assignable hotbar, monster Size and Race classification with a real weapon-vs-size physical damage table and race damage bonuses, elemental damage with per-enemy elemental resistance/weakness, class-specific Job Level stat bonuses (e.g. Swordman’s automatic STR/AGI/VIT/DEX/LUK at Job 50), temporary buffs and debuffs (BuffController), a Status Effect system (Stun, Poison, Silence, Blind, Freeze, Petrify) with VIT-derived player resistance and a flat per-enemy resistance value, natural HP regeneration boosted by a learned passive, a save/persistence system now covering progression, class, skills, hotbar, inventory, equipment, and window layout (Section 8.2a), first mob content (Poring/Poporing) as Prefab Variants, and the code architecture split across per-folder Assembly Definitions.</w:t>
       </w:r>
     </w:p>
     <w:bookmarkEnd w:id="66"/>
@@ -1771,7 +1540,7 @@
         </w:numPr>
       </w:pPr>
       <w:r>
-        <w:t xml:space="preserve">Making the Mage’s selectable element actually affect damage, since the selection already exists but the resistance/multiplier system behind it does not — a relatively contained way to close a loop that’s already half-open.</w:t>
+        <w:t xml:space="preserve">Fixed: elemental damage and per-enemy resistance/weakness are now implemented (see Section 9.1) — the Mage’s selectable element now actually affects damage.</w:t>
       </w:r>
     </w:p>
     <w:p>
@@ -1803,7 +1572,7 @@
         </w:numPr>
       </w:pPr>
       <w:r>
-        <w:t xml:space="preserve">Skill buffs and debuffs (temporary stat modifiers).</w:t>
+        <w:t xml:space="preserve">Fixed: temporary buffs and debuffs are now implemented (a BuffController layering multipliers/flat bonuses — ATK, ASPD, DEF, MDEF, incoming damage, Max HP — on top of the Base Stats + Equipment pipeline, e.g. Berserk, Provoke, Endure, Energy Coat); see Section 9.1.</w:t>
       </w:r>
     </w:p>
     <w:p>
@@ -1825,7 +1594,7 @@
         </w:numPr>
       </w:pPr>
       <w:r>
-        <w:t xml:space="preserve">Elemental damage and enemy resistances (Fire, Water, Grass, Ground, Electric, etc.) — the full system, beyond the Mage-only quick win above.</w:t>
+        <w:t xml:space="preserve">Fixed: elemental damage and per-enemy resistance/weakness (Fire, Water, Grass, Ground, Electric, Neutral) are now fully implemented; see Section 9.1.</w:t>
       </w:r>
     </w:p>
     <w:p>
@@ -1978,22 +1747,7 @@
         </w:numPr>
       </w:pPr>
       <w:r>
-        <w:t xml:space="preserve">SQM —</w:t>
-      </w:r>
-      <w:r>
-        <w:t xml:space="preserve"> </w:t>
-      </w:r>
-      <w:r>
-        <w:t xml:space="preserve">“</w:t>
-      </w:r>
-      <w:r>
-        <w:t xml:space="preserve">Square Meter</w:t>
-      </w:r>
-      <w:r>
-        <w:t xml:space="preserve">”</w:t>
-      </w:r>
-      <w:r>
-        <w:t xml:space="preserve">, Ragnarok Online’s term for a single walkable grid cell.</w:t>
+        <w:t xml:space="preserve">SQM — “Square Meter”, Ragnarok Online’s term for a single walkable grid cell.</w:t>
       </w:r>
     </w:p>
     <w:p>
